--- a/Diario_Docker_php-app.docx
+++ b/Diario_Docker_php-app.docx
@@ -5,7 +5,7 @@
     <w:sdt>
       <w:sdtPr>
         <w:rPr>
-          <w:rFonts w:ascii="Aptos" w:hAnsi="Aptos"/>
+          <w:rFonts w:ascii="Aptos" w:eastAsia="Calibri" w:hAnsi="Aptos" w:cs="Calibri"/>
         </w:rPr>
         <w:id w:val="-275248036"/>
         <w:docPartObj>
@@ -13,11 +13,6 @@
           <w:docPartUnique/>
         </w:docPartObj>
       </w:sdtPr>
-      <w:sdtEndPr>
-        <w:rPr>
-          <w:rFonts w:eastAsia="Calibri" w:cs="Calibri"/>
-        </w:rPr>
-      </w:sdtEndPr>
       <w:sdtContent>
         <w:p>
           <w:pPr>
@@ -3904,7 +3899,7 @@
                                         <w:sz w:val="56"/>
                                         <w:szCs w:val="56"/>
                                       </w:rPr>
-                                      <w:t xml:space="preserve">Diario </w:t>
+                                      <w:t>Diario</w:t>
                                     </w:r>
                                   </w:sdtContent>
                                 </w:sdt>
@@ -4031,7 +4026,7 @@
                                   <w:sz w:val="56"/>
                                   <w:szCs w:val="56"/>
                                 </w:rPr>
-                                <w:t xml:space="preserve">Diario </w:t>
+                                <w:t>Diario</w:t>
                               </w:r>
                             </w:sdtContent>
                           </w:sdt>
@@ -4128,7 +4123,10 @@
     <w:sdt>
       <w:sdtPr>
         <w:rPr>
-          <w:rFonts w:ascii="Aptos" w:hAnsi="Aptos"/>
+          <w:rFonts w:ascii="Aptos" w:eastAsia="Calibri" w:hAnsi="Aptos" w:cs="Calibri"/>
+          <w:color w:val="auto"/>
+          <w:sz w:val="22"/>
+          <w:szCs w:val="22"/>
           <w:lang w:val="it-IT"/>
         </w:rPr>
         <w:id w:val="1756562041"/>
@@ -4139,12 +4137,8 @@
       </w:sdtPr>
       <w:sdtEndPr>
         <w:rPr>
-          <w:rFonts w:eastAsia="Calibri" w:cs="Calibri"/>
           <w:b/>
           <w:bCs/>
-          <w:color w:val="auto"/>
-          <w:sz w:val="22"/>
-          <w:szCs w:val="22"/>
         </w:rPr>
       </w:sdtEndPr>
       <w:sdtContent>
@@ -5459,13 +5453,7 @@
         <w:rPr>
           <w:rFonts w:ascii="Aptos" w:hAnsi="Aptos"/>
         </w:rPr>
-        <w:t>B</w:t>
-      </w:r>
-      <w:r>
-        <w:rPr>
-          <w:rFonts w:ascii="Aptos" w:hAnsi="Aptos"/>
-        </w:rPr>
-        <w:t xml:space="preserve">ase, </w:t>
+        <w:t xml:space="preserve">Base, </w:t>
       </w:r>
       <w:proofErr w:type="spellStart"/>
       <w:r>
@@ -5804,6 +5792,11 @@
       </w:r>
     </w:p>
     <w:p>
+      <w:r>
+        <w:t>Ho migliorato la grafica e ho creato la versione 1.1.0; la 1.0.0 resta disponibile per tornare indietro.</w:t>
+      </w:r>
+    </w:p>
+    <w:p>
       <w:pPr>
         <w:pStyle w:val="Titolo1"/>
         <w:rPr>
@@ -5854,6 +5847,7 @@
         <w:spacing w:after="120"/>
       </w:pPr>
       <w:r>
+        <w:lastRenderedPageBreak/>
         <w:t xml:space="preserve">Ho fatto un </w:t>
       </w:r>
       <w:proofErr w:type="spellStart"/>
@@ -5923,7 +5917,6 @@
         <w:rPr>
           <w:rFonts w:ascii="Aptos" w:hAnsi="Aptos"/>
         </w:rPr>
-        <w:lastRenderedPageBreak/>
         <w:t>Servizi</w:t>
       </w:r>
       <w:bookmarkEnd w:id="9"/>
